--- a/PRAMANA_V4/PRAMANA_Lineage_Dossier.docx
+++ b/PRAMANA_V4/PRAMANA_Lineage_Dossier.docx
@@ -61,7 +61,7 @@
         <w:rPr>
           <w:sz w:val="19"/>
         </w:rPr>
-        <w:t>알파는 아직 0: v1~V7 전부 베타·레버·분산·리스크통제지 *예측 스킬* 아님. '쉬운 알파 없음'을 7세대 반복 실증.</w:t>
+        <w:t>검증되어 Production에 올릴 수 있는 알파는 아직 0: v1~V7 전부 베타·레버·분산·리스크통제지 *예측 스킬* 아님('쉬운 알파 없음' 7세대 반복 실증). 단 Alpha Lab은 별도 paper 연구(자본권한 0)로 유지 — v2 event-driven momentum forward 관찰 중.</w:t>
       </w:r>
     </w:p>
     <w:p>
@@ -83,7 +83,7 @@
         <w:rPr>
           <w:sz w:val="19"/>
         </w:rPr>
-        <w:t>V7 4-sleeve = 알파가 아니라 *목적함수 선택*(최대복리 QQQ 포기 → 크래시 생존). 검증은 forward 12개월.</w:t>
+        <w:t>V7 4-sleeve = 알파가 아니라 *목적함수 선택*: **크래시 생존 목적함수에선 가장 설득력(Sharpe·MDD 최선)·최대복리 목적함수에선 QQQ 열위**(수익 ~절반 양보=보험료). 검증은 forward 12개월.</w:t>
       </w:r>
     </w:p>
     <w:p>
@@ -94,7 +94,18 @@
         <w:rPr>
           <w:sz w:val="19"/>
         </w:rPr>
-        <w:t>시스템의 진짜 가치 = *가짜 알파를 거부한 정직성*(데이터/비용/look-ahead 누수까지 잡아 죽임).</w:t>
+        <w:t>V5→V7은 파레토 개선이 아니라 효율적 프론티어 *위에서의 이동*(위험↔수익 트레이드) — Sharpe 개선조차 분산 프리미엄이지 예측력 아님 = 알파 못 만든 증거.</w:t>
+      </w:r>
+    </w:p>
+    <w:p>
+      <w:pPr>
+        <w:pStyle w:val="ListBullet"/>
+      </w:pPr>
+      <w:r>
+        <w:rPr>
+          <w:sz w:val="19"/>
+        </w:rPr>
+        <w:t>시스템의 진짜 가치 = *가짜 알파를 거부한 정직성*(단순팩터·레버·LETF·throttle·core-switching·RVOL look-ahead 누수까지 잡아 죽임).</w:t>
       </w:r>
     </w:p>
     <w:p>
@@ -105,7 +116,534 @@
         <w:rPr>
           <w:color w:val="1F3864"/>
         </w:rPr>
-        <w:t>1. Phase A — 단순팩터 시대 (v1~v3): '쉬운 알파 없음' 실증</w:t>
+        <w:t>1. 불변 LOCK 시트 — 버전이 바뀌어도 변하지 않는 것</w:t>
+      </w:r>
+    </w:p>
+    <w:p>
+      <w:r>
+        <w:rPr>
+          <w:b w:val="0"/>
+          <w:i/>
+          <w:color w:val="808080"/>
+          <w:sz w:val="18"/>
+        </w:rPr>
+        <w:t>v1~V7 전 세대를 관통하는 헌법. 버전업(피벗)은 이 LOCK *위에서만* 일어난다. 정본: docs/context/LOCKS.md · PRAMANA_V4_LOCK_SHEET_v0.4.md</w:t>
+      </w:r>
+    </w:p>
+    <w:p>
+      <w:r>
+        <w:rPr>
+          <w:b/>
+          <w:i w:val="0"/>
+          <w:color w:val="2E5496"/>
+          <w:sz w:val="20"/>
+        </w:rPr>
+        <w:t>A. 거버넌스 (불변)</w:t>
+      </w:r>
+    </w:p>
+    <w:p>
+      <w:pPr>
+        <w:pStyle w:val="ListBullet"/>
+      </w:pPr>
+      <w:r>
+        <w:rPr>
+          <w:sz w:val="19"/>
+        </w:rPr>
+        <w:t>PAPER only · NO LIVE — 실자본은 Promotion Gates(crash-pack + 12mo forward + 2-feed reconciliation + attribution + 사람 게이트) 전부 통과 후만</w:t>
+      </w:r>
+    </w:p>
+    <w:p>
+      <w:pPr>
+        <w:pStyle w:val="ListBullet"/>
+      </w:pPr>
+      <w:r>
+        <w:rPr>
+          <w:sz w:val="19"/>
+        </w:rPr>
+        <w:t>US only — 미국 시장 포커싱(crypto 제외)</w:t>
+      </w:r>
+    </w:p>
+    <w:p>
+      <w:pPr>
+        <w:pStyle w:val="ListBullet"/>
+      </w:pPr>
+      <w:r>
+        <w:rPr>
+          <w:sz w:val="19"/>
+        </w:rPr>
+        <w:t>core-satellite — SPY를 버리고 이기려 하지 않음(싸우지 말고 깔고 얹기)</w:t>
+      </w:r>
+    </w:p>
+    <w:p>
+      <w:pPr>
+        <w:pStyle w:val="ListBullet"/>
+      </w:pPr>
+      <w:r>
+        <w:rPr>
+          <w:sz w:val="19"/>
+        </w:rPr>
+        <w:t>목적함수 = max 초과수익 s.t. MDD ≤ X (수익극대화 + 파산 회피)</w:t>
+      </w:r>
+    </w:p>
+    <w:p>
+      <w:pPr>
+        <w:pStyle w:val="ListBullet"/>
+      </w:pPr>
+      <w:r>
+        <w:rPr>
+          <w:sz w:val="19"/>
+        </w:rPr>
+        <w:t>사람이 자본 게이트 — 자본증액/코드변경/리스크한도/벤더변경/킬후재시작은 사람 승인</w:t>
+      </w:r>
+    </w:p>
+    <w:p>
+      <w:pPr>
+        <w:pStyle w:val="ListBullet"/>
+      </w:pPr>
+      <w:r>
+        <w:rPr>
+          <w:sz w:val="19"/>
+        </w:rPr>
+        <w:t>검증되어 Production 승격 가능한 알파 = 아직 0 (연구는 자본권한 0으로 OPEN)</w:t>
+      </w:r>
+    </w:p>
+    <w:p>
+      <w:r>
+        <w:rPr>
+          <w:b/>
+          <w:i w:val="0"/>
+          <w:color w:val="2E5496"/>
+          <w:sz w:val="20"/>
+        </w:rPr>
+        <w:t>B. 방법론 (불변)</w:t>
+      </w:r>
+    </w:p>
+    <w:p>
+      <w:pPr>
+        <w:pStyle w:val="ListBullet"/>
+      </w:pPr>
+      <w:r>
+        <w:rPr>
+          <w:sz w:val="19"/>
+        </w:rPr>
+        <w:t>next-bar 실행 — same-close 체결 금지·look-ahead 차단</w:t>
+      </w:r>
+    </w:p>
+    <w:p>
+      <w:pPr>
+        <w:pStyle w:val="ListBullet"/>
+      </w:pPr>
+      <w:r>
+        <w:rPr>
+          <w:sz w:val="19"/>
+        </w:rPr>
+        <w:t>attribution 필수 — 어느 sleeve가 기여했나 분해</w:t>
+      </w:r>
+    </w:p>
+    <w:p>
+      <w:pPr>
+        <w:pStyle w:val="ListBullet"/>
+      </w:pPr>
+      <w:r>
+        <w:rPr>
+          <w:sz w:val="19"/>
+        </w:rPr>
+        <w:t>결정적 risk engine 최종 veto</w:t>
+      </w:r>
+    </w:p>
+    <w:p>
+      <w:pPr>
+        <w:pStyle w:val="ListBullet"/>
+      </w:pPr>
+      <w:r>
+        <w:rPr>
+          <w:sz w:val="19"/>
+        </w:rPr>
+        <w:t>baseline 우선 — 복잡 모델·allocator는 1/N·고정비중을 OOS 비용후 이겨야 채택</w:t>
+      </w:r>
+    </w:p>
+    <w:p>
+      <w:pPr>
+        <w:pStyle w:val="ListBullet"/>
+      </w:pPr>
+      <w:r>
+        <w:rPr>
+          <w:sz w:val="19"/>
+        </w:rPr>
+        <w:t>LLM · TSFM 직접 트레이딩 금지 (off-path 보조만)</w:t>
+      </w:r>
+    </w:p>
+    <w:p>
+      <w:pPr>
+        <w:pStyle w:val="ListBullet"/>
+      </w:pPr>
+      <w:r>
+        <w:rPr>
+          <w:sz w:val="19"/>
+        </w:rPr>
+        <w:t>production = 일봉 · 데이터 무결성 = 실자본 전 2 독립피드</w:t>
+      </w:r>
+    </w:p>
+    <w:p>
+      <w:pPr>
+        <w:pStyle w:val="ListBullet"/>
+      </w:pPr>
+      <w:r>
+        <w:rPr>
+          <w:sz w:val="19"/>
+        </w:rPr>
+        <w:t>사전등록 kill — 결과 본 뒤 goalpost 이동 금지(= config-mining 금지)</w:t>
+      </w:r>
+    </w:p>
+    <w:p>
+      <w:r>
+        <w:rPr>
+          <w:b/>
+          <w:i w:val="0"/>
+          <w:color w:val="2E5496"/>
+          <w:sz w:val="20"/>
+        </w:rPr>
+        <w:t>C. 8레이어 아키텍처 (불변 골격)</w:t>
+      </w:r>
+    </w:p>
+    <w:tbl>
+      <w:tblPr>
+        <w:tblStyle w:val="LightGrid-Accent1"/>
+        <w:tblW w:type="auto" w:w="0"/>
+        <w:tblLook w:firstColumn="1" w:firstRow="1" w:lastColumn="0" w:lastRow="0" w:noHBand="0" w:noVBand="1" w:val="04A0"/>
+      </w:tblPr>
+      <w:tblGrid>
+        <w:gridCol w:w="4320"/>
+        <w:gridCol w:w="4320"/>
+      </w:tblGrid>
+      <w:tr>
+        <w:tc>
+          <w:tcPr>
+            <w:tcW w:type="dxa" w:w="4320"/>
+          </w:tcPr>
+          <w:p>
+            <w:r>
+              <w:rPr>
+                <w:b/>
+              </w:rPr>
+              <w:t>레이어</w:t>
+            </w:r>
+          </w:p>
+        </w:tc>
+        <w:tc>
+          <w:tcPr>
+            <w:tcW w:type="dxa" w:w="4320"/>
+          </w:tcPr>
+          <w:p>
+            <w:r>
+              <w:rPr>
+                <w:b/>
+              </w:rPr>
+              <w:t>역할</w:t>
+            </w:r>
+          </w:p>
+        </w:tc>
+      </w:tr>
+      <w:tr>
+        <w:tc>
+          <w:tcPr>
+            <w:tcW w:type="dxa" w:w="4320"/>
+          </w:tcPr>
+          <w:p>
+            <w:r>
+              <w:rPr>
+                <w:sz w:val="18"/>
+              </w:rPr>
+              <w:t>L1 데이터</w:t>
+            </w:r>
+          </w:p>
+        </w:tc>
+        <w:tc>
+          <w:tcPr>
+            <w:tcW w:type="dxa" w:w="4320"/>
+          </w:tcPr>
+          <w:p>
+            <w:r>
+              <w:rPr>
+                <w:sz w:val="18"/>
+              </w:rPr>
+              <w:t>Sharadar 일봉/PIT/펀더멘털 + yfinance forward</w:t>
+            </w:r>
+          </w:p>
+        </w:tc>
+      </w:tr>
+      <w:tr>
+        <w:tc>
+          <w:tcPr>
+            <w:tcW w:type="dxa" w:w="4320"/>
+          </w:tcPr>
+          <w:p>
+            <w:r>
+              <w:rPr>
+                <w:sz w:val="18"/>
+              </w:rPr>
+              <w:t>L2 신호/레짐</w:t>
+            </w:r>
+          </w:p>
+        </w:tc>
+        <w:tc>
+          <w:tcPr>
+            <w:tcW w:type="dxa" w:w="4320"/>
+          </w:tcPr>
+          <w:p>
+            <w:r>
+              <w:rPr>
+                <w:sz w:val="18"/>
+              </w:rPr>
+              <w:t>후행 지표(20일 변동성·낙폭) — 예측 아님</w:t>
+            </w:r>
+          </w:p>
+        </w:tc>
+      </w:tr>
+      <w:tr>
+        <w:tc>
+          <w:tcPr>
+            <w:tcW w:type="dxa" w:w="4320"/>
+          </w:tcPr>
+          <w:p>
+            <w:r>
+              <w:rPr>
+                <w:sz w:val="18"/>
+              </w:rPr>
+              <w:t>L3 북(sleeve)</w:t>
+            </w:r>
+          </w:p>
+        </w:tc>
+        <w:tc>
+          <w:tcPr>
+            <w:tcW w:type="dxa" w:w="4320"/>
+          </w:tcPr>
+          <w:p>
+            <w:r>
+              <w:rPr>
+                <w:sz w:val="18"/>
+              </w:rPr>
+              <w:t>4-sleeve(주식·MF·금·채권) 등 sleeve 구성</w:t>
+            </w:r>
+          </w:p>
+        </w:tc>
+      </w:tr>
+      <w:tr>
+        <w:tc>
+          <w:tcPr>
+            <w:tcW w:type="dxa" w:w="4320"/>
+          </w:tcPr>
+          <w:p>
+            <w:r>
+              <w:rPr>
+                <w:sz w:val="18"/>
+              </w:rPr>
+              <w:t>L4 배분(allocator)</w:t>
+            </w:r>
+          </w:p>
+        </w:tc>
+        <w:tc>
+          <w:tcPr>
+            <w:tcW w:type="dxa" w:w="4320"/>
+          </w:tcPr>
+          <w:p>
+            <w:r>
+              <w:rPr>
+                <w:sz w:val="18"/>
+              </w:rPr>
+              <w:t>고정비중 우선(적응형은 baseline 이겨야)</w:t>
+            </w:r>
+          </w:p>
+        </w:tc>
+      </w:tr>
+      <w:tr>
+        <w:tc>
+          <w:tcPr>
+            <w:tcW w:type="dxa" w:w="4320"/>
+          </w:tcPr>
+          <w:p>
+            <w:r>
+              <w:rPr>
+                <w:sz w:val="18"/>
+              </w:rPr>
+              <w:t>L5 리스크엔진</w:t>
+            </w:r>
+          </w:p>
+        </w:tc>
+        <w:tc>
+          <w:tcPr>
+            <w:tcW w:type="dxa" w:w="4320"/>
+          </w:tcPr>
+          <w:p>
+            <w:r>
+              <w:rPr>
+                <w:sz w:val="18"/>
+              </w:rPr>
+              <w:t>결정적 veto·vol-target·DD ladder</w:t>
+            </w:r>
+          </w:p>
+        </w:tc>
+      </w:tr>
+      <w:tr>
+        <w:tc>
+          <w:tcPr>
+            <w:tcW w:type="dxa" w:w="4320"/>
+          </w:tcPr>
+          <w:p>
+            <w:r>
+              <w:rPr>
+                <w:sz w:val="18"/>
+              </w:rPr>
+              <w:t>L6 실행</w:t>
+            </w:r>
+          </w:p>
+        </w:tc>
+        <w:tc>
+          <w:tcPr>
+            <w:tcW w:type="dxa" w:w="4320"/>
+          </w:tcPr>
+          <w:p>
+            <w:r>
+              <w:rPr>
+                <w:sz w:val="18"/>
+              </w:rPr>
+              <w:t>next-bar·비용/financing 모델</w:t>
+            </w:r>
+          </w:p>
+        </w:tc>
+      </w:tr>
+      <w:tr>
+        <w:tc>
+          <w:tcPr>
+            <w:tcW w:type="dxa" w:w="4320"/>
+          </w:tcPr>
+          <w:p>
+            <w:r>
+              <w:rPr>
+                <w:sz w:val="18"/>
+              </w:rPr>
+              <w:t>L7 귀속/모니터</w:t>
+            </w:r>
+          </w:p>
+        </w:tc>
+        <w:tc>
+          <w:tcPr>
+            <w:tcW w:type="dxa" w:w="4320"/>
+          </w:tcPr>
+          <w:p>
+            <w:r>
+              <w:rPr>
+                <w:sz w:val="18"/>
+              </w:rPr>
+              <w:t>attribution·forward 판정표·대시보드</w:t>
+            </w:r>
+          </w:p>
+        </w:tc>
+      </w:tr>
+      <w:tr>
+        <w:tc>
+          <w:tcPr>
+            <w:tcW w:type="dxa" w:w="4320"/>
+          </w:tcPr>
+          <w:p>
+            <w:r>
+              <w:rPr>
+                <w:sz w:val="18"/>
+              </w:rPr>
+              <w:t>L8 거버넌스</w:t>
+            </w:r>
+          </w:p>
+        </w:tc>
+        <w:tc>
+          <w:tcPr>
+            <w:tcW w:type="dxa" w:w="4320"/>
+          </w:tcPr>
+          <w:p>
+            <w:r>
+              <w:rPr>
+                <w:sz w:val="18"/>
+              </w:rPr>
+              <w:t>paper·사람 자본게이트·12mo STOP·사전등록 kill</w:t>
+            </w:r>
+          </w:p>
+        </w:tc>
+      </w:tr>
+    </w:tbl>
+    <w:p>
+      <w:r>
+        <w:rPr>
+          <w:b/>
+          <w:i w:val="0"/>
+          <w:color w:val="2E5496"/>
+          <w:sz w:val="20"/>
+        </w:rPr>
+        <w:t>D. 데이터 역할 분담 (불변)</w:t>
+      </w:r>
+    </w:p>
+    <w:p>
+      <w:pPr>
+        <w:pStyle w:val="ListBullet"/>
+      </w:pPr>
+      <w:r>
+        <w:rPr>
+          <w:sz w:val="19"/>
+        </w:rPr>
+        <w:t>Sharadar (유료) = 일봉/PIT/펀더멘털/survivorship-safe *backtest backbone* — 알파를 *만든* 게 아니라 *가짜 알파를 걸러준* 데이터(self-built S&amp;P500 PIT가 실제 SPY와 corr 0.998).</w:t>
+      </w:r>
+    </w:p>
+    <w:p>
+      <w:pPr>
+        <w:pStyle w:val="ListBullet"/>
+      </w:pPr>
+      <w:r>
+        <w:rPr>
+          <w:sz w:val="19"/>
+        </w:rPr>
+        <w:t>yfinance (무료) = forward/probe — intraday 5m는 60일 제약·proof 약함(FAST_REPLAY, NOT_PROOF).</w:t>
+      </w:r>
+    </w:p>
+    <w:p>
+      <w:pPr>
+        <w:pStyle w:val="ListBullet"/>
+      </w:pPr>
+      <w:r>
+        <w:rPr>
+          <w:sz w:val="19"/>
+        </w:rPr>
+        <w:t>intraday Alpha Lab = 별도 벤더(Polygon/Alpaca/QuantRocket) 필요할 수 있음 — VWAP/ORB/quote는 Sharadar 본업 아님.</w:t>
+      </w:r>
+    </w:p>
+    <w:p>
+      <w:pPr>
+        <w:pStyle w:val="ListBullet"/>
+      </w:pPr>
+      <w:r>
+        <w:rPr>
+          <w:sz w:val="19"/>
+        </w:rPr>
+        <w:t>결제 판단(불변 기준): ① v2가 무가치면 유료 보류 ② 후보는 잡히나 체결·스프레드·기간 제약으로 판단불가면 1개월 파일럿 ③ 목적 = '알파 구매'가 아니라 '데이터 병목 제거'.</w:t>
+      </w:r>
+    </w:p>
+    <w:p>
+      <w:r>
+        <w:rPr>
+          <w:b/>
+          <w:i w:val="0"/>
+          <w:color w:val="C00000"/>
+          <w:sz w:val="19"/>
+        </w:rPr>
+        <w:t>→ 이 LOCK들은 버전(V8·V9…)이 와도 안 바뀐다. 바뀌면 그건 PRAMANA가 아니라 다른 프로젝트다.</w:t>
+      </w:r>
+    </w:p>
+    <w:p>
+      <w:pPr>
+        <w:pStyle w:val="Heading1"/>
+      </w:pPr>
+      <w:r>
+        <w:rPr>
+          <w:color w:val="1F3864"/>
+        </w:rPr>
+        <w:t>2. Phase A — 단순팩터 시대 (v1~v3): '쉬운 알파 없음' 실증</w:t>
       </w:r>
     </w:p>
     <w:p>
@@ -212,7 +750,7 @@
         <w:rPr>
           <w:color w:val="1F3864"/>
         </w:rPr>
-        <w:t>2. Phase B — core-satellite·레버·분산 시대 (V4~V7)</w:t>
+        <w:t>3. Phase B — core-satellite·레버·분산 시대 (V4~V7)</w:t>
       </w:r>
     </w:p>
     <w:p>
@@ -563,7 +1101,7 @@
         <w:rPr>
           <w:color w:val="1F3864"/>
         </w:rPr>
-        <w:t>3. 멀티앵커 성과표 (12/6/3개월·풀 · 비용후 · 실계산)</w:t>
+        <w:t>4. 멀티앵커 성과표 (12/6/3개월·풀 · 비용후 · 실계산)</w:t>
       </w:r>
     </w:p>
     <w:p>
@@ -1940,7 +2478,7 @@
           <w:i/>
           <w:sz w:val="19"/>
         </w:rPr>
-        <w:t>읽는 법: V5는 레버로 누적↑지만 MDD도↑·Sharpe는 QQQ급(레버지 알파 아님). V6/V7은 MDD↓·Sharpe↑지만 상승장 누적은 QQQ에 양보(분산=보험료). V7 4-sleeve가 위험조정(Sharpe·MDD) 최선, 누적은 최소.</w:t>
+        <w:t>읽는 법: V5는 레버로 누적↑지만 MDD도↑·Sharpe는 QQQ급(레버지 알파 아님). V6/V7은 MDD↓·Sharpe↑지만 상승장 누적은 QQQ에 양보(분산=보험료). **크래시 생존 목적함수에선 V7 4-sleeve가 최선(Sharpe·MDD)·최대복리 목적함수에선 QQQ 우월(누적). 어느 게 '낫다'가 아니라 어느 *목적*이냐의 문제.** V5→V7은 프론티어 위 이동이지 돌파(알파) 아님.</w:t>
       </w:r>
     </w:p>
     <w:p>
@@ -1951,7 +2489,7 @@
         <w:rPr>
           <w:color w:val="1F3864"/>
         </w:rPr>
-        <w:t>4. 트러블슈팅 종합 (전 세대 버그/교정 — 정직성 기록)</w:t>
+        <w:t>5. 트러블슈팅 종합 (전 세대 버그/교정 — 정직성 기록)</w:t>
       </w:r>
     </w:p>
     <w:tbl>
@@ -2384,7 +2922,18 @@
         <w:rPr>
           <w:color w:val="1F3864"/>
         </w:rPr>
-        <w:t>5. 현재 위치 / 다음</w:t>
+        <w:t>6. 현재 위치 / 다음 (3트랙만 — 능동 개발 늘리면 산으로 감)</w:t>
+      </w:r>
+    </w:p>
+    <w:p>
+      <w:r>
+        <w:rPr>
+          <w:b/>
+          <w:i w:val="0"/>
+          <w:color w:val="2E5496"/>
+          <w:sz w:val="20"/>
+        </w:rPr>
+        <w:t>Track 1 — Core Forward</w:t>
       </w:r>
     </w:p>
     <w:p>
@@ -2395,7 +2944,7 @@
         <w:rPr>
           <w:sz w:val="19"/>
         </w:rPr>
-        <w:t>코어 = 순수 4-sleeve(V7) forward 12개월 관찰 — 그만 만지고 증거 축적.</w:t>
+        <w:t>순수 4-sleeve(V7) 12개월 paper forward: QQQ·60/40 대비 누적/MDD/회복기간/Sharpe·위기구간 방어.</w:t>
       </w:r>
     </w:p>
     <w:p>
@@ -2406,7 +2955,18 @@
         <w:rPr>
           <w:sz w:val="19"/>
         </w:rPr>
-        <w:t>Alpha Lab = v0 인프라 유지 · v1 단순 setup DEAD(backtest)지만 폐기 안 하고 forward 관찰 · v2 event-driven momentum forward 로그 4~8주 축적 중.</w:t>
+        <w:t>절대 건드리지 말 것: LETF · throttle · core switching (전부 데이터로 기각됨).</w:t>
+      </w:r>
+    </w:p>
+    <w:p>
+      <w:r>
+        <w:rPr>
+          <w:b/>
+          <w:i w:val="0"/>
+          <w:color w:val="2E5496"/>
+          <w:sz w:val="20"/>
+        </w:rPr>
+        <w:t>Track 2 — Alpha Lab 관찰</w:t>
       </w:r>
     </w:p>
     <w:p>
@@ -2417,7 +2977,18 @@
         <w:rPr>
           <w:sz w:val="19"/>
         </w:rPr>
-        <w:t>유료 intraday(Polygon/Alpaca) = 보류·조건부(forward 안정+병목 확인 후).</w:t>
+        <w:t>v1 = DEAD 기록 + 원형 forward 관찰(폐기 안 함) · v2 = event-driven momentum forward 로그 · 튜닝 금지 · 4~8주 후 후보 품질 평가.</w:t>
+      </w:r>
+    </w:p>
+    <w:p>
+      <w:r>
+        <w:rPr>
+          <w:b/>
+          <w:i w:val="0"/>
+          <w:color w:val="2E5496"/>
+          <w:sz w:val="20"/>
+        </w:rPr>
+        <w:t>Track 3 — 데이터 판단</w:t>
       </w:r>
     </w:p>
     <w:p>
@@ -2428,7 +2999,40 @@
         <w:rPr>
           <w:sz w:val="19"/>
         </w:rPr>
-        <w:t>금지: v1 setup 튜닝 · Production 자본 투입 · LIVE. 전부 PAPER·자본권한 0.</w:t>
+        <w:t>Sharadar = 계속 daily backbone(universe/유동성/상폐/gap후보/earnings 맥락에도 재활용).</w:t>
+      </w:r>
+    </w:p>
+    <w:p>
+      <w:pPr>
+        <w:pStyle w:val="ListBullet"/>
+      </w:pPr>
+      <w:r>
+        <w:rPr>
+          <w:sz w:val="19"/>
+        </w:rPr>
+        <w:t>분봉 = yfinance fast replay 가능하나 proof 약함(NOT_PROOF).</w:t>
+      </w:r>
+    </w:p>
+    <w:p>
+      <w:pPr>
+        <w:pStyle w:val="ListBullet"/>
+      </w:pPr>
+      <w:r>
+        <w:rPr>
+          <w:sz w:val="19"/>
+        </w:rPr>
+        <w:t>유료 intraday = v2가 ① 무가치면 보류 ② 후보는 잡히나 체결/스프레드/기간 제약으로 판단불가면 1개월 파일럿(목적='데이터 병목 제거'지 '알파 구매' 아님).</w:t>
+      </w:r>
+    </w:p>
+    <w:p>
+      <w:r>
+        <w:rPr>
+          <w:b/>
+          <w:i w:val="0"/>
+          <w:color w:val="C00000"/>
+          <w:sz w:val="19"/>
+        </w:rPr>
+        <w:t>금지(불변): v1 setup 튜닝 · Production 자본 투입 · LIVE. 전부 PAPER·자본권한 0.</w:t>
       </w:r>
     </w:p>
     <w:p>
@@ -2439,7 +3043,17 @@
           <w:color w:val="C55A11"/>
           <w:sz w:val="20"/>
         </w:rPr>
-        <w:t>한 줄: v1~v3 단순팩터(SPY 못 이김·파이프 검증) → V4 베타북 → V5 레버(같이 낙폭) → V6 분산(보험료) → V7 4-sleeve(크래시 생존 선택) + Alpha Lab(급등주 paper 관찰). 알파는 아직 없고, 가치는 정직성.</w:t>
+        <w:t>한 줄: PRAMANA는 '알파를 못 찾은 실패 프로젝트'가 아니라, 가짜 알파를 계속 제거한 끝에 V7 4-sleeve core + 별도 Alpha Lab(paper)으로 분리된 paper research OS다.</w:t>
+      </w:r>
+    </w:p>
+    <w:p>
+      <w:r>
+        <w:rPr>
+          <w:b w:val="0"/>
+          <w:i/>
+          <w:sz w:val="19"/>
+        </w:rPr>
+        <w:t>계보: v1~v3 단순팩터(SPY 못 이김·파이프 검증) → V4 베타북 → V5 레버(같이 낙폭) → V6 분산(보험료) → V7 4-sleeve(크래시 생존 선택) + Alpha Lab(급등주 paper 관찰).</w:t>
       </w:r>
     </w:p>
     <w:sectPr>

--- a/PRAMANA_V4/PRAMANA_Lineage_Dossier.docx
+++ b/PRAMANA_V4/PRAMANA_Lineage_Dossier.docx
@@ -293,6 +293,17 @@
           <w:sz w:val="19"/>
         </w:rPr>
         <w:t>사전등록 kill — 결과 본 뒤 goalpost 이동 금지(= config-mining 금지)</w:t>
+      </w:r>
+    </w:p>
+    <w:p>
+      <w:pPr>
+        <w:pStyle w:val="ListBullet"/>
+      </w:pPr>
+      <w:r>
+        <w:rPr>
+          <w:sz w:val="19"/>
+        </w:rPr>
+        <w:t>Macro Emergency Override — 위기 확정 시(QQQ 200일선 하회·고점 −25%·VIX 급등·breadth 붕괴·credit·연속 gap-down) *공격 파트만*(레버·V8 shadow·Alpha Lab 신규 risk-on) 차단 + 사람 리뷰 트리거. **코어 4-sleeve 1.0x는 면역**(자동 코어전환 아님 = regime-switch/throttle 기각 교훈)·후행이라 첫 −25%는 못 피함(예측 아니라 *추가 위험 차단 + 사람 게이트*)</w:t>
       </w:r>
     </w:p>
     <w:p>
@@ -622,6 +633,50 @@
           <w:sz w:val="19"/>
         </w:rPr>
         <w:t>결제 판단(불변 기준): ① v2가 무가치면 유료 보류 ② 후보는 잡히나 체결·스프레드·기간 제약으로 판단불가면 1개월 파일럿 ③ 목적 = '알파 구매'가 아니라 '데이터 병목 제거'.</w:t>
+      </w:r>
+    </w:p>
+    <w:p>
+      <w:r>
+        <w:rPr>
+          <w:b/>
+          <w:i w:val="0"/>
+          <w:color w:val="2E5496"/>
+          <w:sz w:val="20"/>
+        </w:rPr>
+        <w:t>E. 위기 데이터 처리 (불변)</w:t>
+      </w:r>
+    </w:p>
+    <w:p>
+      <w:pPr>
+        <w:pStyle w:val="ListBullet"/>
+      </w:pPr>
+      <w:r>
+        <w:rPr>
+          <w:sz w:val="19"/>
+        </w:rPr>
+        <w:t>닷컴(2000-02)·2008 같은 큰 위기 = 학습/파라미터 튜닝엔 *제외 또는 별도 분리*(과최적화 노이즈)·promotion stress 검증엔 **필수 포함**.</w:t>
+      </w:r>
+    </w:p>
+    <w:p>
+      <w:pPr>
+        <w:pStyle w:val="ListBullet"/>
+      </w:pPr>
+      <w:r>
+        <w:rPr>
+          <w:sz w:val="19"/>
+        </w:rPr>
+        <w:t>'사람이 알아차리고 뺄 수 있다'는 가정 금지 — 위기는 실시간엔 단순 조정처럼 오고 −20/−30% 후에야 확정. 회피는 감이 아니라 Macro Emergency Override(시스템화·위 B)로만 인정.</w:t>
+      </w:r>
+    </w:p>
+    <w:p>
+      <w:pPr>
+        <w:pStyle w:val="ListBullet"/>
+      </w:pPr>
+      <w:r>
+        <w:rPr>
+          <w:sz w:val="19"/>
+        </w:rPr>
+        <w:t>장기 stress proxy 한계 명시(2000 managed-futures sleeve = cash 부재 → 4-sleeve에 불리)·'닷컴 때문에 전부 폐기'도 '닷컴 무시 통과'도 금지 → UNKNOWN 라벨.</w:t>
       </w:r>
     </w:p>
     <w:p>
@@ -1069,7 +1124,7 @@
         <w:rPr>
           <w:sz w:val="19"/>
         </w:rPr>
-        <w:t>QQQ bull 수익 ~절반 포기(목적함수 선택) · throttle 기각(crash-pack서 static 4-sleeve 못 이김) · Alpha Lab v1 setup DEAD(RVOL 누수·강세장 베타) · forward 0개월 · DBMF/GLD 짧은 역사</w:t>
+        <w:t>QQQ bull 수익 ~절반 포기(목적함수 선택) · throttle 기각(crash-pack서 static 4-sleeve 못 이김) · Alpha Lab v1 setup DEAD(RVOL 누수·강세장 베타) · forward 0개월 · DBMF/GLD 짧은 역사 · ★ 닷컴류 stress: 2019~ MDD −18%는 *benign 샘플*(닷컴/2008 없음)·진짜 닷컴류엔 V7 1.0x도 −39%(2000 MF proxy 부재로 보수적·불완전)</w:t>
       </w:r>
     </w:p>
     <w:p>
@@ -1090,7 +1145,92 @@
           <w:i w:val="0"/>
           <w:sz w:val="19"/>
         </w:rPr>
-        <w:t>→ 왜 다음으로: (현재) forward 12개월 관찰 + Alpha Lab event-driven paper 로그</w:t>
+        <w:t>→ 왜 다음으로: (현재) forward 12개월 관찰 + Alpha Lab event-driven paper 로그·닷컴 caveat 추가</w:t>
+      </w:r>
+    </w:p>
+    <w:p>
+      <w:pPr>
+        <w:pStyle w:val="Heading2"/>
+      </w:pPr>
+      <w:r>
+        <w:rPr>
+          <w:color w:val="2E5496"/>
+        </w:rPr>
+        <w:t>V8 Candidate — Levered 4-sleeve (UNKNOWN · RESEARCH_ONLY · shadow only)</w:t>
+      </w:r>
+    </w:p>
+    <w:p>
+      <w:r>
+        <w:rPr>
+          <w:b/>
+          <w:i w:val="0"/>
+          <w:color w:val="C55A11"/>
+          <w:sz w:val="20"/>
+        </w:rPr>
+        <w:t>V7 분산북을 조심스럽게 레버(1.10~1.25x) · 자본권한 0 · 알파 아님</w:t>
+      </w:r>
+    </w:p>
+    <w:p>
+      <w:r>
+        <w:rPr>
+          <w:b/>
+          <w:i w:val="0"/>
+          <w:sz w:val="19"/>
+        </w:rPr>
+        <w:t>결과물:</w:t>
+      </w:r>
+    </w:p>
+    <w:p>
+      <w:pPr>
+        <w:pStyle w:val="ListBullet"/>
+      </w:pPr>
+      <w:r>
+        <w:rPr>
+          <w:sz w:val="19"/>
+        </w:rPr>
+        <w:t>v8_levered_crashpack.py(grid crash-pack 1.0~1.5x) · V8_Candidate_Levered4sleeve_Protocol.md</w:t>
+      </w:r>
+    </w:p>
+    <w:p>
+      <w:r>
+        <w:rPr>
+          <w:b/>
+          <w:i w:val="0"/>
+          <w:sz w:val="19"/>
+        </w:rPr>
+        <w:t>문제점/한계:</w:t>
+      </w:r>
+    </w:p>
+    <w:p>
+      <w:pPr>
+        <w:pStyle w:val="ListBullet"/>
+      </w:pPr>
+      <w:r>
+        <w:rPr>
+          <w:sz w:val="19"/>
+        </w:rPr>
+        <w:t>알파 아님 = 분산 프리미엄 레버 = 목적함수 이동(상승참여↑·하락방어) · 닷컴 proxy서 1.25x −49%(단 2000 MF=cash 부재) vs 2008 −32% 통과 = **UNKNOWN** · 1.35x/1.5x 폐기(2008서도 −35%) · forward 레버 꼬리(V5 −70% 교훈)</w:t>
+      </w:r>
+    </w:p>
+    <w:p>
+      <w:r>
+        <w:rPr>
+          <w:b w:val="0"/>
+          <w:i w:val="0"/>
+          <w:color w:val="C00000"/>
+          <w:sz w:val="19"/>
+        </w:rPr>
+        <w:t>트러블슈팅: Codex가 equity proxy 결함(VFINX≠SPY/QQQ·QQQ 닷컴 −78% 누락) 잡음 → 실 SPY/QQQ로 수정 → 판정 UNKNOWN(전멸도 통과도 아님)</w:t>
+      </w:r>
+    </w:p>
+    <w:p>
+      <w:r>
+        <w:rPr>
+          <w:b/>
+          <w:i w:val="0"/>
+          <w:sz w:val="19"/>
+        </w:rPr>
+        <w:t>→ 왜 다음으로: 1.10~1.25x 자본0 shadow forward로 'UNKNOWN 추적'(승격도 폐기도 아님)·실자본 금지·옵션 컨벡시티는 나중 후보</w:t>
       </w:r>
     </w:p>
     <w:p>
@@ -2933,7 +3073,7 @@
           <w:color w:val="2E5496"/>
           <w:sz w:val="20"/>
         </w:rPr>
-        <w:t>Track 1 — Core Forward</w:t>
+        <w:t>Track 1 — Core Forward + V8 shadow</w:t>
       </w:r>
     </w:p>
     <w:p>
@@ -2944,7 +3084,7 @@
         <w:rPr>
           <w:sz w:val="19"/>
         </w:rPr>
-        <w:t>순수 4-sleeve(V7) 12개월 paper forward: QQQ·60/40 대비 누적/MDD/회복기간/Sharpe·위기구간 방어.</w:t>
+        <w:t>순수 4-sleeve(V7) 1.0x 12개월 paper forward: QQQ·60/40 대비 누적/MDD/회복/Sharpe·위기방어. 절대 건드리지 말 것: LETF·throttle·core switching(기각됨).</w:t>
       </w:r>
     </w:p>
     <w:p>
@@ -2955,7 +3095,7 @@
         <w:rPr>
           <w:sz w:val="19"/>
         </w:rPr>
-        <w:t>절대 건드리지 말 것: LETF · throttle · core switching (전부 데이터로 기각됨).</w:t>
+        <w:t>V8 Candidate 1.10~1.25x = 자본0 shadow forward로 'UNKNOWN 추적'(승격도 폐기도 아님·코어 1.0x와 분리·1.35x+ 폐기).</w:t>
       </w:r>
     </w:p>
     <w:p>
@@ -2966,7 +3106,7 @@
           <w:color w:val="2E5496"/>
           <w:sz w:val="20"/>
         </w:rPr>
-        <w:t>Track 2 — Alpha Lab 관찰</w:t>
+        <w:t>Track 2 — Alpha Lab + LLM catalyst</w:t>
       </w:r>
     </w:p>
     <w:p>
@@ -2977,7 +3117,29 @@
         <w:rPr>
           <w:sz w:val="19"/>
         </w:rPr>
-        <w:t>v1 = DEAD 기록 + 원형 forward 관찰(폐기 안 함) · v2 = event-driven momentum forward 로그 · 튜닝 금지 · 4~8주 후 후보 품질 평가.</w:t>
+        <w:t>v1 = DEAD 기록 + 원형 forward 관찰 · v2 = event-driven momentum forward 로그 · 튜닝 금지.</w:t>
+      </w:r>
+    </w:p>
+    <w:p>
+      <w:pPr>
+        <w:pStyle w:val="ListBullet"/>
+      </w:pPr>
+      <w:r>
+        <w:rPr>
+          <w:sz w:val="19"/>
+        </w:rPr>
+        <w:t>LLM catalyst 분류 1회 = v2 후보를 실제 뉴스로 A/B/C/D 재분류(proxy C급이 진짜 이유 없는지·매수결정권 0)·또 테마베타면 Alpha Lab 저우선 강등.</w:t>
+      </w:r>
+    </w:p>
+    <w:p>
+      <w:pPr>
+        <w:pStyle w:val="ListBullet"/>
+      </w:pPr>
+      <w:r>
+        <w:rPr>
+          <w:sz w:val="19"/>
+        </w:rPr>
+        <w:t>TSFM/Chronos = *나중* meta-labeler challenger(off-path·내일수익 예측 X·setup 메타라벨/tail-risk 후보·얕은 모델보다 OOS 비용후 좋아야 유지).</w:t>
       </w:r>
     </w:p>
     <w:p>
@@ -3053,7 +3215,18 @@
           <w:i/>
           <w:sz w:val="19"/>
         </w:rPr>
-        <w:t>계보: v1~v3 단순팩터(SPY 못 이김·파이프 검증) → V4 베타북 → V5 레버(같이 낙폭) → V6 분산(보험료) → V7 4-sleeve(크래시 생존 선택) + Alpha Lab(급등주 paper 관찰).</w:t>
+        <w:t>계보: v1~v3 단순팩터(SPY 못 이김·파이프 검증) → V4 베타북 → V5 레버(같이 낙폭) → V6 분산(보험료) → V7 4-sleeve(크래시 생존 선택) + Alpha Lab(급등주 paper 관찰) → V8 Candidate(분산북 레버·UNKNOWN shadow).</w:t>
+      </w:r>
+    </w:p>
+    <w:p>
+      <w:r>
+        <w:rPr>
+          <w:b/>
+          <w:i w:val="0"/>
+          <w:color w:val="C55A11"/>
+          <w:sz w:val="19"/>
+        </w:rPr>
+        <w:t>정합(2026-06-12): 닷컴은 학습 노이즈로 제외 가능하나 *리스크 검증 제외 금지*(감 아니라 Macro Emergency Override로 시스템화) · V8은 확정도 폐기도 아닌 UNKNOWN shadow · V7은 닷컴 caveat(−39%) 추가 · 알파는 LLM catalyst 붙인 Alpha Lab에서 계속.</w:t>
       </w:r>
     </w:p>
     <w:sectPr>
